--- a/downloads/teacher/05 Materials/Unit 05/Handouts/Handout 05.19 - Textiles and Apparel Careers Cards.docx
+++ b/downloads/teacher/05 Materials/Unit 05/Handouts/Handout 05.19 - Textiles and Apparel Careers Cards.docx
@@ -34,15 +34,6 @@
       </w:pPr>
       <w:r>
         <w:t xml:space="preserve">Wage and job-outlook numbers are deliberately not on these cards, because they go out of date fast.</w:t>
-      </w:r>
-      <w:r>
-        <w:t xml:space="preserve"> </w:t>
-      </w:r>
-      <w:r>
-        <w:rPr>
-          <w:rStyle w:val="TeacherNote"/>
-        </w:rPr>
-        <w:t xml:space="preserve">[Sal: if you want them, pull them from the US Bureau of Labor Statistics Occupational Outlook Handbook the week you teach it, and write the year on the card.]</w:t>
       </w:r>
     </w:p>
     <w:p>
@@ -2899,15 +2890,6 @@
       </w:pPr>
       <w:r>
         <w:t xml:space="preserve">A high school CTE program in apparel, fashion, or design.</w:t>
-      </w:r>
-      <w:r>
-        <w:t xml:space="preserve"> </w:t>
-      </w:r>
-      <w:r>
-        <w:rPr>
-          <w:rStyle w:val="TeacherNote"/>
-        </w:rPr>
-        <w:t xml:space="preserve">[Sal: put the real program name and what it takes to get in on slide 12.]</w:t>
       </w:r>
     </w:p>
     <w:p>
